--- a/business/pitch_deck/ATOMiK_Executive_Summary.docx
+++ b/business/pitch_deck/ATOMiK_Executive_Summary.docx
@@ -456,6 +456,34 @@
               <w:rPr>
                 <w:sz w:val="19"/>
               </w:rPr>
+              <w:t>Live Workloads demo</w:t>
+            </w:r>
+          </w:p>
+        </w:tc>
+        <w:tc>
+          <w:tcPr>
+            <w:tcW w:type="dxa" w:w="6768"/>
+          </w:tcPr>
+          <w:p>
+            <w:r>
+              <w:rPr>
+                <w:sz w:val="19"/>
+              </w:rPr>
+              <w:t>LIVE_MEASURED — first customer-facing workload demo on AX7020 hardware: 800 Mevents/s at 8 banks, byte-identical across configs. Throughput is measured; static capture, not interactive.</w:t>
+            </w:r>
+          </w:p>
+        </w:tc>
+      </w:tr>
+      <w:tr>
+        <w:tc>
+          <w:tcPr>
+            <w:tcW w:type="dxa" w:w="3024"/>
+          </w:tcPr>
+          <w:p>
+            <w:r>
+              <w:rPr>
+                <w:sz w:val="19"/>
+              </w:rPr>
               <w:t>Parallel-bank throughput</w:t>
             </w:r>
           </w:p>
